--- a/companies/hollowell-ip/Engagements/Middleton, Sullivan and Wiley/Meeting Minutes 2020-11-20 - Middleton, Sullivan and Wiley.docx
+++ b/companies/hollowell-ip/Engagements/Middleton, Sullivan and Wiley/Meeting Minutes 2020-11-20 - Middleton, Sullivan and Wiley.docx
@@ -4,23 +4,23 @@
   <w:body>
     <w:p>
       <w:pPr>
-        <w:pStyle w:val="Heading2"/>
+        <w:pStyle w:val="Heading1"/>
       </w:pPr>
       <w:r>
-        <w:t>Working Session — Freedom-to-Operate Analysis for Middleton, Sullivan and Wiley</w:t>
+        <w:t>Working Session: Freedom-to-Operate Analysis for Middleton, Sullivan and Wiley</w:t>
       </w:r>
     </w:p>
     <w:p>
       <w:r>
-        <w:t>Minutes taken by Heather Munoz. The analysis is in its late stage. The charting is done, the family reviews are nearly finished, and the written opinion is in draft. No conclusion on risk is stated here; the opinion carries the conclusions, and I have not signed it.</w:t>
+        <w:t>Minutes recorded by Heather Munoz. The session was held by video conference.</w:t>
       </w:r>
     </w:p>
     <w:p>
       <w:pPr>
-        <w:pStyle w:val="Heading3"/>
+        <w:pStyle w:val="Heading2"/>
       </w:pPr>
       <w:r>
-        <w:t>Attendees</w:t>
+        <w:t>Present</w:t>
       </w:r>
     </w:p>
     <w:p>
@@ -28,7 +28,7 @@
         <w:pStyle w:val="ListBullet"/>
       </w:pPr>
       <w:r>
-        <w:t>Heather Munoz, Partner, Hollowell Patent Group</w:t>
+        <w:t>Heather Munoz, Partner</w:t>
       </w:r>
     </w:p>
     <w:p>
@@ -57,201 +57,143 @@
     </w:p>
     <w:p>
       <w:pPr>
-        <w:pStyle w:val="Heading3"/>
+        <w:pStyle w:val="Heading2"/>
       </w:pPr>
       <w:r>
-        <w:t>Status</w:t>
+        <w:t>Result</w:t>
       </w:r>
     </w:p>
     <w:p>
       <w:r>
-        <w:t>Richard Henderson and Kelly Snyder have charted every priority family against the scope we set, element by element. I have reviewed most of the families family by family, in the structured pass I run on this work, and I have a short list of families left to close. Kelly Snyder has kept the reference set current through the last of the searches. Nothing new has come in from the searches for some weeks, which is what tells us the landscape is settled and the reading can be trusted as complete.</w:t>
+        <w:t>Claim charts are complete for most of the short list. On the charts reviewed, most patents appear unlikely to stand in the way of the current design, subject to the qualifications the memorandum will carry.</w:t>
       </w:r>
     </w:p>
     <w:p>
       <w:r>
-        <w:t>The features Middleton, Sullivan and Wiley asked us to clear are all covered by the charts. Where a reference sits close to a claim, it is flagged in the chart and carried into my review rather than resolved by the agents. That is where the careful reading is going now. What is left is judgment, not search; the material to reach a conclusion is in hand, and the conclusion is mine to reach.</w:t>
+        <w:t>Two questions remain open before drafting can start: validity of one patent family, and whether one product feature can be changed.</w:t>
       </w:r>
     </w:p>
     <w:p>
       <w:pPr>
-        <w:pStyle w:val="Heading3"/>
+        <w:pStyle w:val="Heading2"/>
       </w:pPr>
       <w:r>
-        <w:t>Where the opinion stands</w:t>
+        <w:t>Points Discussed</w:t>
       </w:r>
     </w:p>
     <w:p>
       <w:r>
-        <w:t>I have started the written freedom-to-operate opinion. It is drafted in the sections tied to the families I have finished reviewing, and it is open in the sections tied to the families I have not. The opinion will hedge where the record is close and say so plainly, which is the only honest way to write one. Counsel who writes that a product does not infringe, without qualification, is writing a liability; the opinion says what the record supports and marks where it stops.</w:t>
+        <w:t>Claim charts. Richard Henderson took the meeting through the charts finished since the last session. For most patents, at least one element of each independent claim has no counterpart in the product as described.</w:t>
       </w:r>
     </w:p>
     <w:p>
       <w:r>
-        <w:t>We will not send a partial view ahead of the finished opinion. When it is complete and I have signed it, Middleton, Sullivan and Wiley will have it in writing and we will walk through it.</w:t>
+        <w:t>The charts still open cover the families ranked last. Richard Henderson expects no change of approach for them.</w:t>
+      </w:r>
+    </w:p>
+    <w:p>
+      <w:r>
+        <w:t>Heather Munoz noted that the internal risk ranking is a working tool. It will not appear in the memorandum in that form.</w:t>
+      </w:r>
+    </w:p>
+    <w:p>
+      <w:r>
+        <w:t>Validity question. Kelly Snyder reported on the file history of the family held for separate review. The applicant narrowed the claims during prosecution to obtain allowance, and that narrowing may limit how far the claims can now be read.</w:t>
+      </w:r>
+    </w:p>
+    <w:p>
+      <w:r>
+        <w:t>Richard Henderson has located prior art that bears on validity, and his review is under way. Heather Munoz said the memorandum will treat this family on its own and will not rest on invalidity alone.</w:t>
+      </w:r>
+    </w:p>
+    <w:p>
+      <w:r>
+        <w:t>Design alternatives. One claim element corresponds to a feature that may be changeable. Barbara Blair will ask the engineering team whether the feature can be modified, and what a change would cost in time.</w:t>
+      </w:r>
+    </w:p>
+    <w:p>
+      <w:r>
+        <w:t>Richard Henderson will send a note describing that claim element in engineering terms. The engineering team should not need to read the claim to answer.</w:t>
+      </w:r>
+    </w:p>
+    <w:p>
+      <w:r>
+        <w:t>Watch list. Kelly Snyder reported that no application on the watch list has issued since the last session. Docket checks continue.</w:t>
+      </w:r>
+    </w:p>
+    <w:p>
+      <w:r>
+        <w:t>Memorandum. Barbara Blair asked for a summary she can take to her leadership at Middleton, Sullivan and Wiley. Heather Munoz agreed to put a short summary at the front of the memorandum, with the same qualifications and the same privilege marking as the body.</w:t>
+      </w:r>
+    </w:p>
+    <w:p>
+      <w:r>
+        <w:t>Heather Munoz asked that the summary not be circulated apart from the memorandum. Barbara Blair agreed.</w:t>
+      </w:r>
+    </w:p>
+    <w:p>
+      <w:r>
+        <w:t>Barbara Blair asked when the draft would be ready. Heather Munoz said drafting starts when both open questions are answered. She will propose a delivery date at that point.</w:t>
+      </w:r>
+    </w:p>
+    <w:p>
+      <w:r>
+        <w:t>Time and cost. Kelly Snyder reported that time recorded remains within the estimate. The validity review is the largest item still to come, and she will flag it if it runs long.</w:t>
       </w:r>
     </w:p>
     <w:p>
       <w:pPr>
-        <w:pStyle w:val="Heading3"/>
+        <w:pStyle w:val="Heading2"/>
       </w:pPr>
       <w:r>
-        <w:t>Open points</w:t>
+        <w:t>Actions Agreed</w:t>
+      </w:r>
+    </w:p>
+    <w:p>
+      <w:pPr>
+        <w:pStyle w:val="ListBullet"/>
+      </w:pPr>
+      <w:r>
+        <w:t>Richard Henderson: send the engineering note on the claim element at issue.</w:t>
+      </w:r>
+    </w:p>
+    <w:p>
+      <w:pPr>
+        <w:pStyle w:val="ListBullet"/>
+      </w:pPr>
+      <w:r>
+        <w:t>Richard Henderson: finish the remaining claim charts and the validity review.</w:t>
+      </w:r>
+    </w:p>
+    <w:p>
+      <w:pPr>
+        <w:pStyle w:val="ListBullet"/>
+      </w:pPr>
+      <w:r>
+        <w:t>Barbara Blair: return the engineering team's answer on the feature change.</w:t>
+      </w:r>
+    </w:p>
+    <w:p>
+      <w:pPr>
+        <w:pStyle w:val="ListBullet"/>
+      </w:pPr>
+      <w:r>
+        <w:t>Kelly Snyder: keep docket checks on the watch list current and report any issuance at once.</w:t>
+      </w:r>
+    </w:p>
+    <w:p>
+      <w:pPr>
+        <w:pStyle w:val="ListBullet"/>
+      </w:pPr>
+      <w:r>
+        <w:t>Heather Munoz: review the remaining charts, then begin the draft memorandum when the validity review and the engineering answer are in.</w:t>
       </w:r>
     </w:p>
     <w:p>
       <w:r>
-        <w:t>One question for the client side. If anything in the products has changed since we set the scope, we need it now, before the opinion is final, so it is read rather than missed. Barbara Blair will check with the product group at Middleton, Sullivan and Wiley and confirm either way. If there is a change, it needs to be read into the opinion before we sign, not discovered against the old scope afterward.</w:t>
+        <w:t>A further session will be called only if the engineering answer changes the analysis.</w:t>
       </w:r>
     </w:p>
-    <w:p>
-      <w:pPr>
-        <w:pStyle w:val="Heading3"/>
-      </w:pPr>
-      <w:r>
-        <w:t>Docket</w:t>
-      </w:r>
-    </w:p>
-    <w:p>
-      <w:r>
-        <w:t>The docket is current and every date on this matter is on it. Kelly Snyder owns the engagement file and will close out the search records as the last families are reviewed. When the opinion is signed, the file will hold the searches, the charts, the reviews, and the opinion itself, which is the complete record of what we did and why.</w:t>
-      </w:r>
-    </w:p>
-    <w:p>
-      <w:pPr>
-        <w:pStyle w:val="Heading3"/>
-      </w:pPr>
-      <w:r>
-        <w:t>Action items</w:t>
-      </w:r>
-    </w:p>
-    <w:tbl>
-      <w:tblPr>
-        <w:tblStyle w:val="TableGrid"/>
-        <w:tblW w:type="auto" w:w="0"/>
-        <w:tblLook w:firstColumn="1" w:firstRow="1" w:lastColumn="0" w:lastRow="0" w:noHBand="0" w:noVBand="1" w:val="04A0"/>
-      </w:tblPr>
-      <w:tblGrid>
-        <w:gridCol w:w="4320"/>
-        <w:gridCol w:w="4320"/>
-      </w:tblGrid>
-      <w:tr>
-        <w:tc>
-          <w:tcPr>
-            <w:tcW w:type="dxa" w:w="4320"/>
-          </w:tcPr>
-          <w:p>
-            <w:r>
-              <w:rPr>
-                <w:b/>
-              </w:rPr>
-              <w:t>Action</w:t>
-            </w:r>
-          </w:p>
-        </w:tc>
-        <w:tc>
-          <w:tcPr>
-            <w:tcW w:type="dxa" w:w="4320"/>
-          </w:tcPr>
-          <w:p>
-            <w:r>
-              <w:rPr>
-                <w:b/>
-              </w:rPr>
-              <w:t>Owner</w:t>
-            </w:r>
-          </w:p>
-        </w:tc>
-      </w:tr>
-      <w:tr>
-        <w:tc>
-          <w:tcPr>
-            <w:tcW w:type="dxa" w:w="4320"/>
-          </w:tcPr>
-          <w:p>
-            <w:r>
-              <w:t>Confirm whether the products have changed since scope was set</w:t>
-            </w:r>
-          </w:p>
-        </w:tc>
-        <w:tc>
-          <w:tcPr>
-            <w:tcW w:type="dxa" w:w="4320"/>
-          </w:tcPr>
-          <w:p>
-            <w:r>
-              <w:t>Barbara Blair</w:t>
-            </w:r>
-          </w:p>
-        </w:tc>
-      </w:tr>
-      <w:tr>
-        <w:tc>
-          <w:tcPr>
-            <w:tcW w:type="dxa" w:w="4320"/>
-          </w:tcPr>
-          <w:p>
-            <w:r>
-              <w:t>Close the reference set and search records for the matter</w:t>
-            </w:r>
-          </w:p>
-        </w:tc>
-        <w:tc>
-          <w:tcPr>
-            <w:tcW w:type="dxa" w:w="4320"/>
-          </w:tcPr>
-          <w:p>
-            <w:r>
-              <w:t>Kelly Snyder</w:t>
-            </w:r>
-          </w:p>
-        </w:tc>
-      </w:tr>
-      <w:tr>
-        <w:tc>
-          <w:tcPr>
-            <w:tcW w:type="dxa" w:w="4320"/>
-          </w:tcPr>
-          <w:p>
-            <w:r>
-              <w:t>Finish the charting notes on the last families for review</w:t>
-            </w:r>
-          </w:p>
-        </w:tc>
-        <w:tc>
-          <w:tcPr>
-            <w:tcW w:type="dxa" w:w="4320"/>
-          </w:tcPr>
-          <w:p>
-            <w:r>
-              <w:t>Richard Henderson</w:t>
-            </w:r>
-          </w:p>
-        </w:tc>
-      </w:tr>
-      <w:tr>
-        <w:tc>
-          <w:tcPr>
-            <w:tcW w:type="dxa" w:w="4320"/>
-          </w:tcPr>
-          <w:p>
-            <w:r>
-              <w:t>Complete the remaining family reviews and continue the written opinion</w:t>
-            </w:r>
-          </w:p>
-        </w:tc>
-        <w:tc>
-          <w:tcPr>
-            <w:tcW w:type="dxa" w:w="4320"/>
-          </w:tcPr>
-          <w:p>
-            <w:r>
-              <w:t>Heather Munoz</w:t>
-            </w:r>
-          </w:p>
-        </w:tc>
-      </w:tr>
-    </w:tbl>
     <w:sectPr>
       <w:headerReference w:type="first" r:id="rId9"/>
       <w:headerReference w:type="default" r:id="rId10"/>
